--- a/livrables/lecons/appli-ia/2026-09-04_lecon-appli-ia_06_recherche-filtres.docx
+++ b/livrables/lecons/appli-ia/2026-09-04_lecon-appli-ia_06_recherche-filtres.docx
@@ -1002,7 +1002,18 @@
           <w:sz w:val="22"/>
           <w:szCs w:val="22"/>
         </w:rPr>
-        <w:t xml:space="preserve">Source : react.dev/reference/react/useMemo — section « When to use useMemo ».</w:t>
+        <w:t xml:space="preserve">Source : react.dev/reference/react/useMemo — section « Skipping expensive recalculations ».</w:t>
+      </w:r>
+      <w:r>
+        <w:rPr>
+          <w:rFonts w:ascii="Times New Roman" w:cs="Times New Roman" w:eastAsia="Times New Roman" w:hAnsi="Times New Roman"/>
+          <w:i/>
+          <w:iCs/>
+          <w:color w:val="6B7280"/>
+          <w:sz w:val="20"/>
+          <w:szCs w:val="20"/>
+        </w:rPr>
+        <w:t xml:space="preserve"> [Corrigé le 25/09/2026 : la leçon renvoyait à une section « When to use useMemo ». Page rouverte le 25/09/2026 (113 911 caractères, react@19.3) : cette section n'existe pas, 0 occurrence. Les titres réels sont Skipping expensive recalculations, Skipping re-rendering of components, Preventing an Effect from firing too often, Memoizing a dependency of another Hook, Memoizing a function et Troubleshooting. Le CONSEIL de la leçon est bien sur la page — sous Skipping expensive recalculations, aux blocs Should you add useMemo everywhere? et How to tell if a calculation is expensive? — seul le titre était inventé. La passe B du contrôle commun ne l'a pas vu : elle ne juge les citations anglaises qu'à partir de six mots, et celle-ci en fait quatre.]</w:t>
       </w:r>
     </w:p>
     <w:p>
@@ -1528,7 +1539,18 @@
           <w:sz w:val="22"/>
           <w:szCs w:val="22"/>
         </w:rPr>
-        <w:t xml:space="preserve">Ouvre le fichier frontend/src/BarreRecherche.tsx. Il fait environ 90 lignes.</w:t>
+        <w:t xml:space="preserve">Ouvre le fichier frontend/src/BarreRecherche.tsx. Il fait 128 lignes.</w:t>
+      </w:r>
+      <w:r>
+        <w:rPr>
+          <w:rFonts w:ascii="Times New Roman" w:cs="Times New Roman" w:eastAsia="Times New Roman" w:hAnsi="Times New Roman"/>
+          <w:i/>
+          <w:iCs/>
+          <w:color w:val="6B7280"/>
+          <w:sz w:val="20"/>
+          <w:szCs w:val="20"/>
+        </w:rPr>
+        <w:t xml:space="preserve"> [Corrigé le 25/09/2026 : la leçon annonçait « environ 90 lignes ». Compté le 25/09/2026 sur le fichier tel qu'il était au commit de cette leçon (1159705) : 128 lignes, et 128 aujourd'hui. L'écart est de 42 %, et le chiffre n'avait pas été mesuré.]</w:t>
       </w:r>
     </w:p>
     <w:p>
@@ -2239,6 +2261,17 @@
         </w:rPr>
         <w:t xml:space="preserve">Ouvre frontend/src/App.tsx. Trouve la fonction matcheFiltres. Elle teste actuellement le nom ET le slug du fichier.</w:t>
       </w:r>
+      <w:r>
+        <w:rPr>
+          <w:rFonts w:ascii="Times New Roman" w:cs="Times New Roman" w:eastAsia="Times New Roman" w:hAnsi="Times New Roman"/>
+          <w:i/>
+          <w:iCs/>
+          <w:color w:val="6B7280"/>
+          <w:sz w:val="20"/>
+          <w:szCs w:val="20"/>
+        </w:rPr>
+        <w:t xml:space="preserve"> [Note du 25/09/2026 : depuis la leçon 09, matcheFiltres et normaliser ont été extraites de App.tsx vers frontend/src/filtres.ts, pour pouvoir être testées par node:test — un fichier .tsx ne se charge pas. L'exercice reste valable, le fichier à ouvrir a changé. App.tsx importe désormais la fonction depuis ./filtres.]</w:t>
+      </w:r>
     </w:p>
     <w:p>
       <w:pPr>
@@ -2677,24 +2710,35 @@
         </w:rPr>
         <w:t xml:space="preserve">node scripts/serveur.js</w:t>
       </w:r>
-    </w:p>
-    <w:p>
-      <w:pPr>
-        <w:pBdr>
-          <w:left w:val="thick" w:color="1B3A6B" w:sz="12"/>
-        </w:pBdr>
-        <w:shd w:fill="F5F5F5" w:val="clear"/>
-        <w:spacing w:after="0" w:before="0" w:line="240"/>
-        <w:ind w:left="288"/>
-      </w:pPr>
-      <w:r>
-        <w:rPr>
-          <w:rFonts w:ascii="Consolas" w:cs="Consolas" w:eastAsia="Consolas" w:hAnsi="Consolas"/>
-          <w:color w:val="1F2937"/>
-          <w:sz w:val="20"/>
-          <w:szCs w:val="20"/>
-        </w:rPr>
-        <w:t xml:space="preserve"># Attend : Serveur démarré sur http://localhost:3000</w:t>
+      <w:r>
+        <w:rPr>
+          <w:rFonts w:ascii="Times New Roman" w:cs="Times New Roman" w:eastAsia="Times New Roman" w:hAnsi="Times New Roman"/>
+          <w:i/>
+          <w:iCs/>
+          <w:color w:val="6B7280"/>
+          <w:sz w:val="20"/>
+          <w:szCs w:val="20"/>
+        </w:rPr>
+        <w:t xml:space="preserve"> [Corrigé le 25/09/2026 : la leçon annonçait « Serveur démarré sur http://localhost:3000 ». Le serveur n'a jamais imprimé cette ligne : au commit de cette leçon même (1159705), scripts/serveur.js écrit « Portail Livrables démarré → http://localhost:${PORT} », vérifié le 25/09/2026 dans le fichier daté du 04/09. La leçon 02, un mois plus tôt, citait la bonne ligne.]</w:t>
+      </w:r>
+    </w:p>
+    <w:p>
+      <w:pPr>
+        <w:pBdr>
+          <w:left w:val="thick" w:color="1B3A6B" w:sz="12"/>
+        </w:pBdr>
+        <w:shd w:fill="F5F5F5" w:val="clear"/>
+        <w:spacing w:after="0" w:before="0" w:line="240"/>
+        <w:ind w:left="288"/>
+      </w:pPr>
+      <w:r>
+        <w:rPr>
+          <w:rFonts w:ascii="Consolas" w:cs="Consolas" w:eastAsia="Consolas" w:hAnsi="Consolas"/>
+          <w:color w:val="1F2937"/>
+          <w:sz w:val="20"/>
+          <w:szCs w:val="20"/>
+        </w:rPr>
+        <w:t xml:space="preserve"># Attend : Portail Livrables démarré → http://localhost:3000</w:t>
       </w:r>
     </w:p>
     <w:p>
@@ -2984,7 +3028,18 @@
           <w:sz w:val="22"/>
           <w:szCs w:val="22"/>
         </w:rPr>
-        <w:t xml:space="preserve">Les filtres se combinent : catégorie 'Leçons' + format '.pptx' → aucun résultat (les leçons sont en .docx).</w:t>
+        <w:t xml:space="preserve">Les filtres se combinent : catégorie 'Leçons' + format '.pptx' → aucun résultat (la catégorie « Leçons » n'indexe que .docx et .md — un .pptx n'y entre jamais).</w:t>
+      </w:r>
+      <w:r>
+        <w:rPr>
+          <w:rFonts w:ascii="Times New Roman" w:cs="Times New Roman" w:eastAsia="Times New Roman" w:hAnsi="Times New Roman"/>
+          <w:i/>
+          <w:iCs/>
+          <w:color w:val="6B7280"/>
+          <w:sz w:val="20"/>
+          <w:szCs w:val="20"/>
+        </w:rPr>
+        <w:t xml:space="preserve"> [Corrigé le 25/09/2026 : la parenthèse disait « les leçons sont en .docx », ce qui est incomplet deux fois : la catégorie indexe AUSSI les .md, et le dossier contient bel et bien un .pptx (relevé le 25/09/2026 : 153 .docx, 153 .md, 1 .pptx) que le portail n'affiche pas, parce qu'il n'est pas dans les extensions de la catégorie. L'observation reste vraie, sa raison était fausse.]</w:t>
       </w:r>
     </w:p>
     <w:p>
@@ -3524,7 +3579,7 @@
                 <w:sz w:val="20"/>
                 <w:szCs w:val="20"/>
               </w:rPr>
-              <w:t xml:space="preserve">Erreur TypeScript 'filtreLivrable is not a function'</w:t>
+              <w:t xml:space="preserve">error TS2322 … Property 'filtreLivrable' does not exist on type 'IntrinsicAttributes &amp; Props'</w:t>
             </w:r>
           </w:p>
         </w:tc>
@@ -3553,6 +3608,17 @@
                 <w:szCs w:val="20"/>
               </w:rPr>
               <w:t xml:space="preserve">Prop filtreLivrable non déclarée dans l'interface Props de GrilleCategorie</w:t>
+            </w:r>
+            <w:r>
+              <w:rPr>
+                <w:rFonts w:ascii="Times New Roman" w:cs="Times New Roman" w:eastAsia="Times New Roman" w:hAnsi="Times New Roman"/>
+                <w:i/>
+                <w:iCs/>
+                <w:color w:val="6B7280"/>
+                <w:sz w:val="20"/>
+                <w:szCs w:val="20"/>
+              </w:rPr>
+              <w:t xml:space="preserve"> [Corrigé le 25/09/2026 : la ligne annonçait Erreur TypeScript 'filtreLivrable is not a function' (formulation d'origine). Ce message n'existe pas : « X is not a function » est une TypeError d'EXÉCUTION, jamais une erreur du compilateur. Reproduit le 25/09/2026 en retirant la ligne filtreLivrable de l'interface Props : npx tsc --noEmit rend deux erreurs, « src/App.tsx(142,13): error TS2322: Type '{ … }' is not assignable to type 'IntrinsicAttributes &amp; Props'. Property 'filtreLivrable' does not exist on type 'IntrinsicAttributes &amp; Props'. » et « src/GrilleCategorie.tsx(25,54): error TS2339: Property 'filtreLivrable' does not exist on type 'Props'. » La leçon prêtait au compilateur un message de navigateur, dans le tableau même qui sert à reconnaître ce qu'on voit.]</w:t>
             </w:r>
           </w:p>
         </w:tc>
@@ -3610,7 +3676,7 @@
                 <w:sz w:val="20"/>
                 <w:szCs w:val="20"/>
               </w:rPr>
-              <w:t xml:space="preserve">Page blanche + erreur console 'Cannot read properties of null'</w:t>
+              <w:t xml:space="preserve">Page blanche + console : Uncaught TypeError: Cannot read properties of null (reading 'filter')</w:t>
             </w:r>
           </w:p>
         </w:tc>
@@ -3639,6 +3705,17 @@
                 <w:szCs w:val="20"/>
               </w:rPr>
               <w:t xml:space="preserve">useMemo appelé sur livrables null sans garde</w:t>
+            </w:r>
+            <w:r>
+              <w:rPr>
+                <w:rFonts w:ascii="Times New Roman" w:cs="Times New Roman" w:eastAsia="Times New Roman" w:hAnsi="Times New Roman"/>
+                <w:i/>
+                <w:iCs/>
+                <w:color w:val="6B7280"/>
+                <w:sz w:val="20"/>
+                <w:szCs w:val="20"/>
+              </w:rPr>
+              <w:t xml:space="preserve"> [Corrigé le 25/09/2026 : le symptôme s'arrêtait à « Cannot read properties of null ». Reproduit le 25/09/2026 en retirant la garde du useMemo et en ouvrant le portail : la console imprime « Uncaught TypeError: Cannot read properties of null (reading 'filter') » — et c'est le « (reading 'filter') » qui dit QUELLE opération a échoué, donc la moitié utile. La page blanche, elle, est exacte : corps vide, capture d'écran à l'appui.]</w:t>
             </w:r>
           </w:p>
         </w:tc>
@@ -4144,7 +4221,18 @@
           <w:sz w:val="22"/>
           <w:szCs w:val="22"/>
         </w:rPr>
-        <w:t xml:space="preserve"> — NFD et suppression des diacritiques pour la recherche insensible aux accents.</w:t>
+        <w:t xml:space="preserve"> — les quatre formes de normalisation Unicode (NFC, NFD, NFKC, NFKD).</w:t>
+      </w:r>
+      <w:r>
+        <w:rPr>
+          <w:rFonts w:ascii="Times New Roman" w:cs="Times New Roman" w:eastAsia="Times New Roman" w:hAnsi="Times New Roman"/>
+          <w:i/>
+          <w:iCs/>
+          <w:color w:val="6B7280"/>
+          <w:sz w:val="20"/>
+          <w:szCs w:val="20"/>
+        </w:rPr>
+        <w:t xml:space="preserve"> [Corrigé le 25/09/2026 : le libellé annonçait « NFD et suppression des diacritiques pour la recherche insensible aux accents ». Page rouverte le 25/09/2026 : elle documente les quatre formes de normalisation et ne contient aucune occurrence de « diacritique » ni de « accent » — la suppression des diacritiques est NOTRE usage de NFD, pas un sujet de la page. Le libellé dit maintenant ce que la page contient.]</w:t>
       </w:r>
     </w:p>
     <w:p>
@@ -4412,6 +4500,147 @@
           <w:szCs w:val="22"/>
         </w:rPr>
         <w:t xml:space="preserve">La recherche par texte que tu viens de coder côté navigateur sera complétée côté serveur : SQL peut faire des filtres sur 10 000 fichiers plus vite que JavaScript dans le navigateur.</w:t>
+      </w:r>
+    </w:p>
+    <w:p>
+      <w:pPr>
+        <w:spacing w:after="120" w:before="360" w:line="276"/>
+      </w:pPr>
+      <w:r>
+        <w:rPr>
+          <w:rFonts w:ascii="Times New Roman" w:cs="Times New Roman" w:eastAsia="Times New Roman" w:hAnsi="Times New Roman"/>
+          <w:b/>
+          <w:bCs/>
+          <w:color w:val="1F2937"/>
+          <w:sz w:val="22"/>
+          <w:szCs w:val="22"/>
+        </w:rPr>
+        <w:t xml:space="preserve">📝 Journal des corrections — 25 septembre 2026</w:t>
+      </w:r>
+    </w:p>
+    <w:p>
+      <w:pPr>
+        <w:spacing w:after="60" w:before="60" w:line="276"/>
+      </w:pPr>
+      <w:r>
+        <w:rPr>
+          <w:rFonts w:ascii="Times New Roman" w:cs="Times New Roman" w:eastAsia="Times New Roman" w:hAnsi="Times New Roman"/>
+          <w:b/>
+          <w:bCs/>
+          <w:color w:val="1F2937"/>
+          <w:sz w:val="22"/>
+          <w:szCs w:val="22"/>
+        </w:rPr>
+        <w:t xml:space="preserve">Trois messages d'outil n'avaient pas été lancés, et l'un est attribué au mauvais outil.</w:t>
+      </w:r>
+      <w:r>
+        <w:rPr>
+          <w:rFonts w:ascii="Times New Roman" w:cs="Times New Roman" w:eastAsia="Times New Roman" w:hAnsi="Times New Roman"/>
+          <w:color w:val="1F2937"/>
+          <w:sz w:val="22"/>
+          <w:szCs w:val="22"/>
+        </w:rPr>
+        <w:t xml:space="preserve"> ① Erreur TypeScript 'filtreLivrable is not a function' (formulation d'origine) : ce message n'existe pas — « X is not a function » est une TypeError d'exécution, jamais une erreur du compilateur. Reproduit le 25/09/2026 en retirant la prop de l'interface Props : tsc rend TS2322 côté App.tsx et TS2339 côté GrilleCategorie.tsx. ② « Cannot read properties of null » s'arrêtait avant « (reading 'filter') », c'est-à-dire avant l'information qui dit quelle opération a échoué ; le vrai message porte aussi « Uncaught TypeError: ». La page blanche, elle, est exacte. ③ « Attend : Serveur démarré sur http://localhost:3000 » : le serveur n'a jamais imprimé cette ligne — au commit de cette leçon même, il écrit « Portail Livrables démarré → http://localhost:3000 », et la leçon 02 citait la bonne un mois plus tôt.</w:t>
+      </w:r>
+    </w:p>
+    <w:p>
+      <w:pPr>
+        <w:spacing w:after="60" w:before="60" w:line="276"/>
+      </w:pPr>
+      <w:r>
+        <w:rPr>
+          <w:rFonts w:ascii="Times New Roman" w:cs="Times New Roman" w:eastAsia="Times New Roman" w:hAnsi="Times New Roman"/>
+          <w:b/>
+          <w:bCs/>
+          <w:color w:val="1F2937"/>
+          <w:sz w:val="22"/>
+          <w:szCs w:val="22"/>
+        </w:rPr>
+        <w:t xml:space="preserve">Une section de react.dev qui n'existe pas — et que le contrôle ne pouvait pas voir.</w:t>
+      </w:r>
+      <w:r>
+        <w:rPr>
+          <w:rFonts w:ascii="Times New Roman" w:cs="Times New Roman" w:eastAsia="Times New Roman" w:hAnsi="Times New Roman"/>
+          <w:color w:val="1F2937"/>
+          <w:sz w:val="22"/>
+          <w:szCs w:val="22"/>
+        </w:rPr>
+        <w:t xml:space="preserve"> « Source : react.dev/reference/react/useMemo — section "When to use useMemo" » : page rouverte le 25/09/2026, 0 occurrence de ce titre. Les sections réelles sont Skipping expensive recalculations, Skipping re-rendering of components, Preventing an Effect from firing too often, Memoizing a dependency of another Hook, Memoizing a function, Troubleshooting. Le conseil donné par la leçon est bien sur la page, sous la première ; seul le titre était fabriqué. La passe B de controle_attributions.py ne juge les citations anglaises qu'à partir de SIX mots — celle-ci en fait quatre, et elle est passée sous le seuil pendant trois semaines.</w:t>
+      </w:r>
+    </w:p>
+    <w:p>
+      <w:pPr>
+        <w:spacing w:after="60" w:before="60" w:line="276"/>
+      </w:pPr>
+      <w:r>
+        <w:rPr>
+          <w:rFonts w:ascii="Times New Roman" w:cs="Times New Roman" w:eastAsia="Times New Roman" w:hAnsi="Times New Roman"/>
+          <w:b/>
+          <w:bCs/>
+          <w:color w:val="1F2937"/>
+          <w:sz w:val="22"/>
+          <w:szCs w:val="22"/>
+        </w:rPr>
+        <w:t xml:space="preserve">Un nombre de lignes et une raison, tous deux non vérifiés.</w:t>
+      </w:r>
+      <w:r>
+        <w:rPr>
+          <w:rFonts w:ascii="Times New Roman" w:cs="Times New Roman" w:eastAsia="Times New Roman" w:hAnsi="Times New Roman"/>
+          <w:color w:val="1F2937"/>
+          <w:sz w:val="22"/>
+          <w:szCs w:val="22"/>
+        </w:rPr>
+        <w:t xml:space="preserve"> « Il fait environ 90 lignes » pour BarreRecherche.tsx : 128 lignes au commit de la leçon comme aujourd'hui, soit 42 % d'écart. Et « catégorie Leçons + format .pptx → aucun résultat (les leçons sont en .docx) » : la raison est fausse deux fois, puisque la catégorie indexe aussi les .md et que le dossier contient un .pptx bien réel (153 .docx, 153 .md, 1 .pptx le 25/09/2026) que le portail n'affiche pas. L'observation était juste, son explication non.</w:t>
+      </w:r>
+    </w:p>
+    <w:p>
+      <w:pPr>
+        <w:spacing w:after="60" w:before="60" w:line="276"/>
+      </w:pPr>
+      <w:r>
+        <w:rPr>
+          <w:rFonts w:ascii="Times New Roman" w:cs="Times New Roman" w:eastAsia="Times New Roman" w:hAnsi="Times New Roman"/>
+          <w:b/>
+          <w:bCs/>
+          <w:color w:val="1F2937"/>
+          <w:sz w:val="22"/>
+          <w:szCs w:val="22"/>
+        </w:rPr>
+        <w:t xml:space="preserve">Ce qui a été rejoué et n'a pas bougé.</w:t>
+      </w:r>
+      <w:r>
+        <w:rPr>
+          <w:rFonts w:ascii="Times New Roman" w:cs="Times New Roman" w:eastAsia="Times New Roman" w:hAnsi="Times New Roman"/>
+          <w:color w:val="1F2937"/>
+          <w:sz w:val="22"/>
+          <w:szCs w:val="22"/>
+        </w:rPr>
+        <w:t xml:space="preserve"> La prédiction 3 de l'étape 2 se vérifie : matcheFiltres({nom:'Leçon-01.docx', extension:'.docx'}, 'lecon', '.pptx') rend false. Le comparateur du Challenge fonctionne tel qu'il est écrit : sur cinq livrables dont deux sans date, il rend 2026-09-25, 2026-05-10, 2026-01-01, null, null. npm run typecheck existe bien et vaut tsc --noEmit. Le useEffect([filtreLivrable]) et le useMemo gardé sur null sont toujours dans GrilleCategorie.tsx, et les quatre extensions du sélecteur Format correspondent à EXTENSIONS_CONNUES. Les cinq URL répondent. Les deux corrections du 04/09 (l'identifiant livrablesFiltres et les 250 fichiers pour 125 leçons) tiennent, et leur chiffre est daté donc il n'a pas vieilli — au 25/09/2026 le dossier compte 153 leçons pour 153 fiches.</w:t>
+      </w:r>
+    </w:p>
+    <w:p>
+      <w:pPr>
+        <w:spacing w:after="60" w:before="60" w:line="276"/>
+      </w:pPr>
+      <w:r>
+        <w:rPr>
+          <w:rFonts w:ascii="Times New Roman" w:cs="Times New Roman" w:eastAsia="Times New Roman" w:hAnsi="Times New Roman"/>
+          <w:b/>
+          <w:bCs/>
+          <w:color w:val="1F2937"/>
+          <w:sz w:val="22"/>
+          <w:szCs w:val="22"/>
+        </w:rPr>
+        <w:t xml:space="preserve">Une chose que cette leçon ne peut pas dire : ce qu'elle a coûté.</w:t>
+      </w:r>
+      <w:r>
+        <w:rPr>
+          <w:rFonts w:ascii="Times New Roman" w:cs="Times New Roman" w:eastAsia="Times New Roman" w:hAnsi="Times New Roman"/>
+          <w:color w:val="1F2937"/>
+          <w:sz w:val="22"/>
+          <w:szCs w:val="22"/>
+        </w:rPr>
+        <w:t xml:space="preserve"> Le log du 04/09/2026 ne porte que « Plafond de coût pour appli-ia-lecon : 2.00 $ ». La ligne [mesure] n'existait pas encore — le relevé des coûts commence le 08/09/2026 dans mesures_couts.csv. C'est la seule leçon du parcours dont la dépense est inconnue, et le plafond était alors de 2 $, avant son passage à 3 $.</w:t>
       </w:r>
     </w:p>
     <w:sectPr>

--- a/livrables/lecons/appli-ia/2026-09-04_lecon-appli-ia_06_recherche-filtres.docx
+++ b/livrables/lecons/appli-ia/2026-09-04_lecon-appli-ia_06_recherche-filtres.docx
@@ -2665,6 +2665,17 @@
           <w:szCs w:val="22"/>
         </w:rPr>
         <w:t xml:space="preserve">Commandes (même terminaux qu'en pratique) :</w:t>
+      </w:r>
+      <w:r>
+        <w:rPr>
+          <w:rFonts w:ascii="Times New Roman" w:cs="Times New Roman" w:eastAsia="Times New Roman" w:hAnsi="Times New Roman"/>
+          <w:i/>
+          <w:iCs/>
+          <w:color w:val="6B7280"/>
+          <w:sz w:val="20"/>
+          <w:szCs w:val="20"/>
+        </w:rPr>
+        <w:t xml:space="preserve"> [Corrigé le 25/09/2026 : les trois sorties attendues du bloc ci-dessous ont été mesurées ce jour. ① node scripts/serveur.js imprime « Portail Livrables démarré → http://localhost:3000 » — vérifié au commit de cette leçon (1159705) et sur le fichier courant ; la leçon annonçait « Serveur démarré sur … », qui n'a jamais été imprimé. ② npm run dev imprime bien la bannière VITE avec sa version et son adresse locale — la forme « vx.x.x » et « xxx ms » est un gabarit assumé, les valeurs changent à chaque lancement. ③ npm run typecheck (soit tsc --noEmit) sort en 0 sans écrire une ligne, mesuré le 25/09/2026 sur le projet.]</w:t>
       </w:r>
     </w:p>
     <w:p>

--- a/livrables/lecons/appli-ia/2026-09-04_lecon-appli-ia_06_recherche-filtres.docx
+++ b/livrables/lecons/appli-ia/2026-09-04_lecon-appli-ia_06_recherche-filtres.docx
@@ -1751,45 +1751,45 @@
           <w:sz w:val="20"/>
           <w:szCs w:val="20"/>
         </w:rPr>
-        <w:t xml:space="preserve">  onRecherche: (v: string) =&gt; void</w:t>
-      </w:r>
-    </w:p>
-    <w:p>
-      <w:pPr>
-        <w:pBdr>
-          <w:left w:val="thick" w:color="1B3A6B" w:sz="12"/>
-        </w:pBdr>
-        <w:shd w:fill="F5F5F5" w:val="clear"/>
-        <w:spacing w:after="0" w:before="0" w:line="240"/>
-        <w:ind w:left="288"/>
-      </w:pPr>
-      <w:r>
-        <w:rPr>
-          <w:rFonts w:ascii="Consolas" w:cs="Consolas" w:eastAsia="Consolas" w:hAnsi="Consolas"/>
-          <w:color w:val="1F2937"/>
-          <w:sz w:val="20"/>
-          <w:szCs w:val="20"/>
-        </w:rPr>
-        <w:t xml:space="preserve">  onCategorie: (v: string) =&gt; void</w:t>
-      </w:r>
-    </w:p>
-    <w:p>
-      <w:pPr>
-        <w:pBdr>
-          <w:left w:val="thick" w:color="1B3A6B" w:sz="12"/>
-        </w:pBdr>
-        <w:shd w:fill="F5F5F5" w:val="clear"/>
-        <w:spacing w:after="0" w:before="0" w:line="240"/>
-        <w:ind w:left="288"/>
-      </w:pPr>
-      <w:r>
-        <w:rPr>
-          <w:rFonts w:ascii="Consolas" w:cs="Consolas" w:eastAsia="Consolas" w:hAnsi="Consolas"/>
-          <w:color w:val="1F2937"/>
-          <w:sz w:val="20"/>
-          <w:szCs w:val="20"/>
-        </w:rPr>
-        <w:t xml:space="preserve">  onExtension: (v: string) =&gt; void</w:t>
+        <w:t xml:space="preserve">  onRecherche: (valeur: string) =&gt; void</w:t>
+      </w:r>
+    </w:p>
+    <w:p>
+      <w:pPr>
+        <w:pBdr>
+          <w:left w:val="thick" w:color="1B3A6B" w:sz="12"/>
+        </w:pBdr>
+        <w:shd w:fill="F5F5F5" w:val="clear"/>
+        <w:spacing w:after="0" w:before="0" w:line="240"/>
+        <w:ind w:left="288"/>
+      </w:pPr>
+      <w:r>
+        <w:rPr>
+          <w:rFonts w:ascii="Consolas" w:cs="Consolas" w:eastAsia="Consolas" w:hAnsi="Consolas"/>
+          <w:color w:val="1F2937"/>
+          <w:sz w:val="20"/>
+          <w:szCs w:val="20"/>
+        </w:rPr>
+        <w:t xml:space="preserve">  onCategorie: (cle: string) =&gt; void</w:t>
+      </w:r>
+    </w:p>
+    <w:p>
+      <w:pPr>
+        <w:pBdr>
+          <w:left w:val="thick" w:color="1B3A6B" w:sz="12"/>
+        </w:pBdr>
+        <w:shd w:fill="F5F5F5" w:val="clear"/>
+        <w:spacing w:after="0" w:before="0" w:line="240"/>
+        <w:ind w:left="288"/>
+      </w:pPr>
+      <w:r>
+        <w:rPr>
+          <w:rFonts w:ascii="Consolas" w:cs="Consolas" w:eastAsia="Consolas" w:hAnsi="Consolas"/>
+          <w:color w:val="1F2937"/>
+          <w:sz w:val="20"/>
+          <w:szCs w:val="20"/>
+        </w:rPr>
+        <w:t xml:space="preserve">  onExtension: (ext: string) =&gt; void</w:t>
       </w:r>
     </w:p>
     <w:p>
@@ -1809,6 +1809,17 @@
           <w:szCs w:val="20"/>
         </w:rPr>
         <w:t xml:space="preserve">  nombreResultats: number     // retour utilisateur</w:t>
+      </w:r>
+      <w:r>
+        <w:rPr>
+          <w:rFonts w:ascii="Times New Roman" w:cs="Times New Roman" w:eastAsia="Times New Roman" w:hAnsi="Times New Roman"/>
+          <w:i/>
+          <w:iCs/>
+          <w:color w:val="6B7280"/>
+          <w:sz w:val="20"/>
+          <w:szCs w:val="20"/>
+        </w:rPr>
+        <w:t xml:space="preserve"> [Corrigé le 26/09/2026 : les trois callbacks étaient écrits « (v: string) » ; le fichier nomme ses paramètres valeur, cle et ext (relu le 26/09/2026). Les dix champs, leur ordre et leurs types sont exacts. Différence assumée et non corrigée : le fichier documente chaque champ par un commentaire JSDoc /** … */ que cet extrait rend en commentaires de fin de ligne, pour tenir dans la largeur de la page.]</w:t>
       </w:r>
     </w:p>
     <w:p>
@@ -2457,6 +2468,17 @@
         </w:rPr>
         <w:t xml:space="preserve">Dans GrilleCategorie.tsx, supprime filtreLivrable du tableau de dépendances de useMemo :</w:t>
       </w:r>
+      <w:r>
+        <w:rPr>
+          <w:rFonts w:ascii="Times New Roman" w:cs="Times New Roman" w:eastAsia="Times New Roman" w:hAnsi="Times New Roman"/>
+          <w:i/>
+          <w:iCs/>
+          <w:color w:val="6B7280"/>
+          <w:sz w:val="20"/>
+          <w:szCs w:val="20"/>
+        </w:rPr>
+        <w:t xml:space="preserve"> [Corrigé le 26/09/2026 : l'extrait « Version cassée » était écrit en une ligne avec un ternaire — « () =&gt; livrables === null ? null : livrables.filter(filtreLivrable), [livrables] » — alors que GrilleCategorie.tsx contient un bloc avec un if et deux return. Relu le 26/09/2026 dans le fichier : l'extrait est aligné sur ce qu'on y trouve vraiment, seul le tableau de dépendances change. Le journal de cette leçon posait la règle le 04/09/2026 — « une leçon dont les extraits ne correspondent plus au fichier qu'elle demande d'ouvrir serait cassée » — elle valait aussi pour celui-ci.]</w:t>
+      </w:r>
     </w:p>
     <w:p>
       <w:pPr>
@@ -2499,64 +2521,64 @@
           <w:sz w:val="20"/>
           <w:szCs w:val="20"/>
         </w:rPr>
-        <w:t xml:space="preserve">const livrablesFiltres = useMemo(</w:t>
-      </w:r>
-    </w:p>
-    <w:p>
-      <w:pPr>
-        <w:pBdr>
-          <w:left w:val="thick" w:color="1B3A6B" w:sz="12"/>
-        </w:pBdr>
-        <w:shd w:fill="F5F5F5" w:val="clear"/>
-        <w:spacing w:after="0" w:before="0" w:line="240"/>
-        <w:ind w:left="288"/>
-      </w:pPr>
-      <w:r>
-        <w:rPr>
-          <w:rFonts w:ascii="Consolas" w:cs="Consolas" w:eastAsia="Consolas" w:hAnsi="Consolas"/>
-          <w:color w:val="1F2937"/>
-          <w:sz w:val="20"/>
-          <w:szCs w:val="20"/>
-        </w:rPr>
-        <w:t xml:space="preserve">  () =&gt; livrables === null ? null : livrables.filter(filtreLivrable),</w:t>
-      </w:r>
-    </w:p>
-    <w:p>
-      <w:pPr>
-        <w:pBdr>
-          <w:left w:val="thick" w:color="1B3A6B" w:sz="12"/>
-        </w:pBdr>
-        <w:shd w:fill="F5F5F5" w:val="clear"/>
-        <w:spacing w:after="0" w:before="0" w:line="240"/>
-        <w:ind w:left="288"/>
-      </w:pPr>
-      <w:r>
-        <w:rPr>
-          <w:rFonts w:ascii="Consolas" w:cs="Consolas" w:eastAsia="Consolas" w:hAnsi="Consolas"/>
-          <w:color w:val="1F2937"/>
-          <w:sz w:val="20"/>
-          <w:szCs w:val="20"/>
-        </w:rPr>
-        <w:t xml:space="preserve">  [livrables]   // filtreLivrable manque !</w:t>
-      </w:r>
-    </w:p>
-    <w:p>
-      <w:pPr>
-        <w:pBdr>
-          <w:left w:val="thick" w:color="1B3A6B" w:sz="12"/>
-        </w:pBdr>
-        <w:shd w:fill="F5F5F5" w:val="clear"/>
-        <w:spacing w:after="0" w:before="0" w:line="240"/>
-        <w:ind w:left="288"/>
-      </w:pPr>
-      <w:r>
-        <w:rPr>
-          <w:rFonts w:ascii="Consolas" w:cs="Consolas" w:eastAsia="Consolas" w:hAnsi="Consolas"/>
-          <w:color w:val="1F2937"/>
-          <w:sz w:val="20"/>
-          <w:szCs w:val="20"/>
-        </w:rPr>
-        <w:t xml:space="preserve">)</w:t>
+        <w:t xml:space="preserve">const livrablesFiltres = useMemo(() =&gt; {</w:t>
+      </w:r>
+    </w:p>
+    <w:p>
+      <w:pPr>
+        <w:pBdr>
+          <w:left w:val="thick" w:color="1B3A6B" w:sz="12"/>
+        </w:pBdr>
+        <w:shd w:fill="F5F5F5" w:val="clear"/>
+        <w:spacing w:after="0" w:before="0" w:line="240"/>
+        <w:ind w:left="288"/>
+      </w:pPr>
+      <w:r>
+        <w:rPr>
+          <w:rFonts w:ascii="Consolas" w:cs="Consolas" w:eastAsia="Consolas" w:hAnsi="Consolas"/>
+          <w:color w:val="1F2937"/>
+          <w:sz w:val="20"/>
+          <w:szCs w:val="20"/>
+        </w:rPr>
+        <w:t xml:space="preserve">  if (livrables === null) return null</w:t>
+      </w:r>
+    </w:p>
+    <w:p>
+      <w:pPr>
+        <w:pBdr>
+          <w:left w:val="thick" w:color="1B3A6B" w:sz="12"/>
+        </w:pBdr>
+        <w:shd w:fill="F5F5F5" w:val="clear"/>
+        <w:spacing w:after="0" w:before="0" w:line="240"/>
+        <w:ind w:left="288"/>
+      </w:pPr>
+      <w:r>
+        <w:rPr>
+          <w:rFonts w:ascii="Consolas" w:cs="Consolas" w:eastAsia="Consolas" w:hAnsi="Consolas"/>
+          <w:color w:val="1F2937"/>
+          <w:sz w:val="20"/>
+          <w:szCs w:val="20"/>
+        </w:rPr>
+        <w:t xml:space="preserve">  return livrables.filter(filtreLivrable)</w:t>
+      </w:r>
+    </w:p>
+    <w:p>
+      <w:pPr>
+        <w:pBdr>
+          <w:left w:val="thick" w:color="1B3A6B" w:sz="12"/>
+        </w:pBdr>
+        <w:shd w:fill="F5F5F5" w:val="clear"/>
+        <w:spacing w:after="0" w:before="0" w:line="240"/>
+        <w:ind w:left="288"/>
+      </w:pPr>
+      <w:r>
+        <w:rPr>
+          <w:rFonts w:ascii="Consolas" w:cs="Consolas" w:eastAsia="Consolas" w:hAnsi="Consolas"/>
+          <w:color w:val="1F2937"/>
+          <w:sz w:val="20"/>
+          <w:szCs w:val="20"/>
+        </w:rPr>
+        <w:t xml:space="preserve">}, [livrables])   // filtreLivrable manque !</w:t>
       </w:r>
     </w:p>
     <w:p>
@@ -2628,7 +2650,18 @@
           <w:sz w:val="22"/>
           <w:szCs w:val="22"/>
         </w:rPr>
-        <w:t xml:space="preserve">C'est le piège n°1 des dépendances omises. TypeScript ne détecte pas les dépendances manquantes de useMemo. Seul un plugin eslint (react-hooks/exhaustive-deps) peut le faire automatiquement. Remets filtreLivrable dans le tableau.</w:t>
+        <w:t xml:space="preserve">C'est le piège n°1 des dépendances omises. TypeScript ne détecte pas les dépendances manquantes de useMemo. Seul un linter configuré pour React peut le faire automatiquement — la page de react.dev consacrée à useMemo l'écrit ainsi : « If your linter is configured for React, it will verify that every reactive value is correctly specified as a dependency. » Le plugin en question est eslint-plugin-react-hooks, avec sa règle exhaustive-deps. Remets filtreLivrable dans le tableau.</w:t>
+      </w:r>
+      <w:r>
+        <w:rPr>
+          <w:rFonts w:ascii="Times New Roman" w:cs="Times New Roman" w:eastAsia="Times New Roman" w:hAnsi="Times New Roman"/>
+          <w:i/>
+          <w:iCs/>
+          <w:color w:val="6B7280"/>
+          <w:sz w:val="20"/>
+          <w:szCs w:val="20"/>
+        </w:rPr>
+        <w:t xml:space="preserve"> [Corrigé le 26/09/2026 : la phrase nommait le seul outil capable d'attraper ce défaut sans dire qu'il N'EST PAS INSTALLÉ DANS CE PROJET. Vérifié le 26/09/2026 : frontend/package.json ne contient ni eslint ni eslint-plugin-react-hooks, il n'y a aucun fichier de configuration eslint, et les seuls scripts sont dev, build, preview et typecheck — « npm run lint » ne répondrait rien. Tu peux donc constater le défaut, comme l'exercice le demande, mais pas l'outil qui l'attrape. À noter aussi, sur la même page de react.dev : le React Compiler mémoïse automatiquement et « reduces the need for manual memoization » — il ne détecte pas la dépendance manquante, il rend le useMemo manuel moins nécessaire. Ce sont deux réponses différentes au même problème.]</w:t>
       </w:r>
     </w:p>
     <w:p>
@@ -4654,6 +4687,97 @@
         <w:t xml:space="preserve"> Le log du 04/09/2026 ne porte que « Plafond de coût pour appli-ia-lecon : 2.00 $ ». La ligne [mesure] n'existait pas encore — le relevé des coûts commence le 08/09/2026 dans mesures_couts.csv. C'est la seule leçon du parcours dont la dépense est inconnue, et le plafond était alors de 2 $, avant son passage à 3 $.</w:t>
       </w:r>
     </w:p>
+    <w:p>
+      <w:pPr>
+        <w:spacing w:after="120" w:before="360" w:line="276"/>
+      </w:pPr>
+      <w:r>
+        <w:rPr>
+          <w:rFonts w:ascii="Times New Roman" w:cs="Times New Roman" w:eastAsia="Times New Roman" w:hAnsi="Times New Roman"/>
+          <w:b/>
+          <w:bCs/>
+          <w:color w:val="1F2937"/>
+          <w:sz w:val="22"/>
+          <w:szCs w:val="22"/>
+        </w:rPr>
+        <w:t xml:space="preserve">📝 Journal des corrections — 25 septembre 2026</w:t>
+      </w:r>
+    </w:p>
+    <w:p>
+      <w:pPr>
+        <w:spacing w:after="60" w:before="60" w:line="276"/>
+      </w:pPr>
+      <w:r>
+        <w:rPr>
+          <w:rFonts w:ascii="Times New Roman" w:cs="Times New Roman" w:eastAsia="Times New Roman" w:hAnsi="Times New Roman"/>
+          <w:b/>
+          <w:bCs/>
+          <w:color w:val="1F2937"/>
+          <w:sz w:val="22"/>
+          <w:szCs w:val="22"/>
+        </w:rPr>
+        <w:t xml:space="preserve">Deux extraits de code qui ne correspondaient pas au fichier qu'ils citent.</w:t>
+      </w:r>
+      <w:r>
+        <w:rPr>
+          <w:rFonts w:ascii="Times New Roman" w:cs="Times New Roman" w:eastAsia="Times New Roman" w:hAnsi="Times New Roman"/>
+          <w:color w:val="1F2937"/>
+          <w:sz w:val="22"/>
+          <w:szCs w:val="22"/>
+        </w:rPr>
+        <w:t xml:space="preserve"> ① L'exercice 4 demande de modifier GrilleCategorie.tsx et montrait une « version cassée » écrite en une ligne avec un ternaire, quand le fichier contient un bloc à if et deux return. ② L'interface Props de BarreRecherche.tsx était reproduite avec « (v: string) » pour ses trois callbacks, que le fichier nomme valeur, cle et ext. Les dix champs, leur ordre et leurs types étaient exacts. Le journal de cette leçon posait la règle le 04/09/2026 — « une leçon dont les extraits ne correspondent plus au fichier qu'elle demande d'ouvrir serait cassée » — et elle valait pour ces deux-là.</w:t>
+      </w:r>
+    </w:p>
+    <w:p>
+      <w:pPr>
+        <w:spacing w:after="60" w:before="60" w:line="276"/>
+      </w:pPr>
+      <w:r>
+        <w:rPr>
+          <w:rFonts w:ascii="Times New Roman" w:cs="Times New Roman" w:eastAsia="Times New Roman" w:hAnsi="Times New Roman"/>
+          <w:b/>
+          <w:bCs/>
+          <w:color w:val="1F2937"/>
+          <w:sz w:val="22"/>
+          <w:szCs w:val="22"/>
+        </w:rPr>
+        <w:t xml:space="preserve">Le seul outil capable d'attraper le défaut n'est pas dans le projet, et la leçon ne le disait pas.</w:t>
+      </w:r>
+      <w:r>
+        <w:rPr>
+          <w:rFonts w:ascii="Times New Roman" w:cs="Times New Roman" w:eastAsia="Times New Roman" w:hAnsi="Times New Roman"/>
+          <w:color w:val="1F2937"/>
+          <w:sz w:val="22"/>
+          <w:szCs w:val="22"/>
+        </w:rPr>
+        <w:t xml:space="preserve"> « Seul un plugin eslint (react-hooks/exhaustive-deps) peut le faire automatiquement. » Vérifié le 26/09/2026 : frontend/package.json ne contient ni eslint ni eslint-plugin-react-hooks, aucun fichier de configuration eslint n'existe, et les scripts se limitent à dev, build, preview et typecheck. Le lecteur peut donc créer le défaut, le constater — c'est l'exercice —, mais pas voir l'outil le signaler. La phrase dit désormais ce que react.dev écrit, et le marqueur dit ce qui manque au projet.</w:t>
+      </w:r>
+    </w:p>
+    <w:p>
+      <w:pPr>
+        <w:spacing w:after="60" w:before="60" w:line="276"/>
+      </w:pPr>
+      <w:r>
+        <w:rPr>
+          <w:rFonts w:ascii="Times New Roman" w:cs="Times New Roman" w:eastAsia="Times New Roman" w:hAnsi="Times New Roman"/>
+          <w:b/>
+          <w:bCs/>
+          <w:color w:val="1F2937"/>
+          <w:sz w:val="22"/>
+          <w:szCs w:val="22"/>
+        </w:rPr>
+        <w:t xml:space="preserve">Ce qui a été rejoué et tient, et c'est l'essentiel.</w:t>
+      </w:r>
+      <w:r>
+        <w:rPr>
+          <w:rFonts w:ascii="Times New Roman" w:cs="Times New Roman" w:eastAsia="Times New Roman" w:hAnsi="Times New Roman"/>
+          <w:color w:val="1F2937"/>
+          <w:sz w:val="22"/>
+          <w:szCs w:val="22"/>
+        </w:rPr>
+        <w:t xml:space="preserve"> LES NEUF RÉSULTATS ATTENDUS DANS LE NAVIGATEUR ont été vérifiés un par un le 26/09/2026, portail lancé : la barre est bien entre le titre et les sections ; « astrologie » réduit les six sections à une et 308 résultats à 16 ; « Leçon » et « lecon » donnent le même compte à l'unité près ; le sélecteur Catégorie ne laisse qu'une section ; le sélecteur Format filtre bien sur .docx, .pptx, .pdf et .md ; Leçons + .pptx rend zéro résultat ; le bouton « Effacer les filtres » est absent sans filtre et présent avec ; une recherche sans résultat fait disparaître toutes les sections ; et changer un filtre replie une catégorie dépliée (19 cartes → 12, le bouton revient à « Afficher les 7 autres »). SURTOUT, L'EXERCICE 4 EST EXACT AU MOT PRÈS : dépendance retirée, npm run typecheck sort en 0 sans une ligne, et dans le navigateur les cartes ne changent plus du tout quand on tape — sans aucune erreur en console, exactement le « comportement silencieusement faux » annoncé. C'est la meilleure démonstration du parcours, et elle a été refaite.</w:t>
+      </w:r>
+    </w:p>
     <w:sectPr>
       <w:pgSz w:w="11906" w:h="16838" w:orient="portrait"/>
       <w:pgMar w:top="1440" w:right="1727" w:bottom="1440" w:left="1727" w:header="708" w:footer="708" w:gutter="0"/>
